--- a/output/VKR_KupiShuz_revised.docx
+++ b/output/VKR_KupiShuz_revised.docx
@@ -658,7 +658,7 @@
           <w:i w:val="0"/>
           <w:sz w:val="28"/>
         </w:rPr>
-        <w:t>Для достижения поставленной цели в работе решаются следующие задачи: раскрыть теоретическую сущность, функции, виды и принципы бизнес-планирования на предприятии; провести сравнительный анализ ведущих методических стандартов разработки бизнес-плана (методика Организации Объединённых Наций по промышленному развитию, методика Европейского банка реконструкции и развития, методики крупных международных консалтинговых компаний, Методические рекомендации Министерства экономики Российской Федерации); изучить и систематизировать зарубежный опыт бизнес-планирования при запуске собственного производства торговых марок в сегменте модной одежды и обуви; дать организационно-экономическую характеристику ООО «КУПИШУЗ» и проанализировать его финансовые результаты за 2023–2025 годы; провести стратегический анализ внешней и внутренней среды предприятия; разработать комплекс мероприятий по совершенствованию системы бизнес-планирования и запуску собственной торговой марки обуви, включающий маркетинговый, производственный, организационный и финансовый блоки; рассчитать показатели коммерческой эффективности предложенных мероприятий (чистый дисконтированный доход, внутреннюю норму доходности, индекс рентабельности инвестиций, дисконтированный срок окупаемости) и провести анализ рисков их реализации.</w:t>
+        <w:t>Для достижения поставленной цели в работе решаются следующие задачи: раскрыть теоретическую сущность, функции, виды и принципы бизнес-планирования на предприятии; провести сравнительный анализ ведущих методических стандартов разработки бизнес-плана (методика Организации Объединённых Наций по промышленному развитию, методика Европейского банка реконструкции и развития, методики крупных международных консультационных компаний, Методические рекомендации Министерства экономики Российской Федерации); изучить и систематизировать зарубежный опыт бизнес-планирования при запуске собственного производства торговых марок в сегменте модной одежды и обуви; дать организационно-экономическую характеристику ООО «КУПИШУЗ» и проанализировать его финансовые результаты за 2023–2025 годы; провести стратегический анализ внешней и внутренней среды предприятия; разработать комплекс мероприятий по совершенствованию системы бизнес-планирования и запуску собственной торговой марки обуви, включающий маркетинговый, производственный, организационный и финансовый блоки; рассчитать показатели коммерческой эффективности предложенных мероприятий (чистый дисконтированный доход, внутреннюю норму доходности, индекс рентабельности инвестиций, дисконтированный срок окупаемости) и провести анализ рисков их реализации.</w:t>
       </w:r>
     </w:p>
     <w:p>
@@ -1026,7 +1026,7 @@
           <w:i w:val="0"/>
           <w:sz w:val="28"/>
         </w:rPr>
-        <w:t>В международной и российской практике сложился ряд методических стандартов, регламентирующих структуру и содержание бизнес-плана. Наиболее распространёнными являются методика Организации Объединённых Наций по промышленному развитию (далее — методика ОНПР), рекомендации Европейского банка реконструкции и развития (далее — методика ЕБРР), стандарты международных консалтинговых компаний и Методические рекомендации по оценке эффективности инвестиционных проектов, утверждённые Министерством экономики, Министерством финансов Российской Федерации и Государственным комитетом Российской Федерации по строительной, архитектурной и жилищной политике (третья редакция). Сопоставление стандартов представлено в таблице 1.1.</w:t>
+        <w:t>В международной и российской практике сложился ряд методических стандартов, регламентирующих структуру и содержание бизнес-плана. Наиболее распространёнными являются методика Организации Объединённых Наций по промышленному развитию (далее — методика ОНПР), рекомендации Европейского банка реконструкции и развития (далее — методика ЕБРР), стандарты международных консультационных компаний и Методические рекомендации по оценке эффективности инвестиционных проектов, утверждённые Министерством экономики, Министерством финансов Российской Федерации и Государственным комитетом Российской Федерации по строительной, архитектурной и жилищной политике (третья редакция). Сопоставление стандартов представлено в таблице 1.1.</w:t>
       </w:r>
     </w:p>
     <w:p>
@@ -1145,7 +1145,7 @@
                 <w:i w:val="0"/>
                 <w:sz w:val="24"/>
               </w:rPr>
-              <w:t>Методики международных консалтинговых компаний</w:t>
+              <w:t>Методики международных консультационных компаний</w:t>
             </w:r>
           </w:p>
         </w:tc>
@@ -2022,7 +2022,7 @@
           <w:i w:val="0"/>
           <w:sz w:val="28"/>
         </w:rPr>
-        <w:t>Стандарты крупных международных консалтинговых компаний (таких как McKinsey &amp; Company, Boston Consulting Group, Bain &amp; Company) ориентированы на оценку инвестиционной привлекательности проекта в системе акционерной стоимости. Соответствующие методики предполагают развёрнутый стратегический и конкурентный анализ, использование показателей экономической добавленной стоимости и рентабельности инвестированного капитала, а также активное применение моделей сценарного анализа. Структура бизнес-плана, как правило, индивидуализируется под конкретный отраслевой контекст.</w:t>
+        <w:t>Стандарты крупных международных консультационных компаний (таких как «Маккинзи», «Бостон Консалтинг Груп», «Бейн энд Компани») ориентированы на оценку инвестиционной привлекательности проекта в системе акционерной стоимости. Соответствующие методики предполагают развёрнутый стратегический и конкурентный анализ, использование показателей экономической добавленной стоимости и рентабельности инвестированного капитала, а также активное применение моделей сценарного анализа. Структура бизнес-плана, как правило, индивидуализируется под конкретный отраслевой контекст.</w:t>
       </w:r>
     </w:p>
     <w:p>
@@ -2056,7 +2056,7 @@
           <w:i w:val="0"/>
           <w:sz w:val="28"/>
         </w:rPr>
-        <w:t>Сопоставление методических стандартов позволяет сделать вывод о целесообразности применения комбинированного подхода, в рамках которого структура и формат документа соответствуют методике ОНПР, расчёт показателей эффективности — Методическим рекомендациям Министерства экономики Российской Федерации, а маркетинговый раздел — стандартам международных консалтинговых компаний. Подобный подход обеспечивает наилучшее сочетание формализованности, аналитической глубины и применимости документа.</w:t>
+        <w:t>Сопоставление методических стандартов позволяет сделать вывод о целесообразности применения комбинированного подхода, в рамках которого структура и формат документа соответствуют методике ОНПР, расчёт показателей эффективности — Методическим рекомендациям Министерства экономики Российской Федерации, а маркетинговый раздел — стандартам международных консультационных компаний. Подобный подход обеспечивает наилучшее сочетание формализованности, аналитической глубины и применимости документа.</w:t>
       </w:r>
     </w:p>
     <w:p>
@@ -2481,7 +2481,7 @@
           <w:i w:val="0"/>
           <w:sz w:val="28"/>
         </w:rPr>
-        <w:t>Зарубежная практика разработки и реализации бизнес-планов запуска собственного производства торговых марок в сегменте модной одежды и обуви накопила значительный методический и эмпирический материал, систематизация которого позволяет выделить устойчивые модели поведения крупных розничных операторов и применимые в российских условиях управленческие решения. К числу наиболее изученных зарубежных кейсов относятся опыт испанской группы Inditex (торговая марка Zara), шведской компании H&amp;M Hennes &amp; Mauritz, японской корпорации Fast Retailing (торговая марка Uniqlo), американских корпораций Nike, Inc. и V. F. Corporation, немецкой Adidas AG, британского розничного оператора ASOS plc, американских платформ Amazon.com (собственная торговая марка Amazon Essentials) и Walmart Inc. (собственные торговые марки George и Free Assembly).</w:t>
+        <w:t>Зарубежная практика разработки и реализации бизнес-планов запуска собственного производства торговых марок в сегменте модной одежды и обуви накопила значительный методический и эмпирический материал, систематизация которого позволяет выделить устойчивые модели поведения крупных розничных операторов и применимые в российских условиях управленческие решения. К числу наиболее изученных зарубежных проектов относятся опыт испанской группы «Индитекс» (торговая марка «Зара»), шведской компании «Эйч энд Эм», японской корпорации «Фаст Ритейлинг» (торговая марка «Юникло»), американских корпораций «Найк» и «Ви-Эф Корпорейшн», немецкой «Адидас», британского розничного оператора «АСОС», американских платформ «Амазон» (собственная торговая марка «Амазон Эссеншиалс») и «Уолмарт» (собственные торговые марки «Джордж» и «Фри Ассембли»).</w:t>
       </w:r>
     </w:p>
     <w:p>
@@ -2498,7 +2498,7 @@
           <w:i w:val="0"/>
           <w:sz w:val="28"/>
         </w:rPr>
-        <w:t>Систематизация зарубежного опыта показывает, что в основе бизнес-планов запуска собственного производства торговых марок крупных розничных операторов лежат три устойчивые модели организации цепочки создания стоимости: модель вертикальной интеграции (Specialty Store Retailer of Private Label Apparel, далее — модель SPA), модель «лёгких активов» с преобладанием контрактного производства и комбинированная модель, объединяющая отдельные элементы первых двух. Зарубежный опыт демонстрирует, что выбор модели существенным образом предопределяет структуру бизнес-плана и состав расчётных показателей.</w:t>
+        <w:t>Систематизация зарубежного опыта показывает, что в основе бизнес-планов запуска собственного производства торговых марок крупных розничных операторов лежат три устойчивые модели организации цепочки создания стоимости: модель вертикальной интеграции (розничный продавец-производитель собственной торговой марки), модель «лёгких активов» с преобладанием контрактного производства и комбинированная модель, объединяющая отдельные элементы первых двух. Зарубежный опыт демонстрирует, что выбор модели существенным образом предопределяет структуру бизнес-плана и состав расчётных показателей.</w:t>
       </w:r>
     </w:p>
     <w:p>
@@ -2515,7 +2515,7 @@
           <w:i w:val="0"/>
           <w:sz w:val="28"/>
         </w:rPr>
-        <w:t>Модель SPA получила наиболее последовательное воплощение в практике компаний Inditex (торговая марка Zara) и Fast Retailing (торговая марка Uniqlo). Бизнес-планирование в рамках указанной модели опирается на принцип сжатого цикла «дизайн — производство — реализация» продолжительностью от двух до пяти недель и предполагает географическую близость части производственных мощностей к рынку конечной реализации. Применительно к Zara около половины ассортимента производится на собственных и контрактных площадках, расположенных в Испании, Португалии, Марокко и Турции, что обеспечивает оперативное обновление коллекций и снижение запасов в каналах сбыта. Бизнес-планы запуска новых производственных линий в подобной модели содержат расширенный раздел логистики, отдельный блок управления цифровым моделированием спроса и развёрнутый расчёт операционного денежного цикла. Финансовые показатели проектов оцениваются с особым вниманием к оборачиваемости товарных запасов и к доле «свежего» ассортимента, которая в практике Inditex поддерживается на уровне выше 75 процентов в течение торгового сезона.</w:t>
+        <w:t>Модель розничного продавца-производителя получила наиболее последовательное воплощение в практике компаний «Индитекс» (торговая марка «Зара») и «Фаст Ритейлинг» (торговая марка «Юникло»). Бизнес-планирование в рамках указанной модели опирается на принцип сжатого цикла «дизайн — производство — реализация» продолжительностью от двух до пяти недель и предполагает географическую близость части производственных мощностей к рынку конечной реализации. Применительно к «Зара» около половины ассортимента производится на собственных и контрактных площадках, расположенных в Испании, Португалии, Марокко и Турции, что обеспечивает оперативное обновление коллекций и снижение запасов в каналах сбыта. Бизнес-планы запуска новых производственных линий в подобной модели содержат расширенный раздел логистики, отдельный блок управления цифровым моделированием спроса и развёрнутый расчёт операционного денежного цикла. Финансовые показатели проектов оцениваются с особым вниманием к оборачиваемости товарных запасов и к доле «свежего» ассортимента, которая в практике «Индитекс» поддерживается на уровне выше 75 процентов в течение торгового сезона.</w:t>
       </w:r>
     </w:p>
     <w:p>
@@ -2532,7 +2532,7 @@
           <w:i w:val="0"/>
           <w:sz w:val="28"/>
         </w:rPr>
-        <w:t>Опыт Fast Retailing (торговая марка Uniqlo) демонстрирует иную акцентировку: бизнес-планы запуска производственных направлений ориентированы на массовое производство ограниченного числа базовых артикулов с продолжительным жизненным циклом и углублённой технологической проработкой каждой модели. Финансовая модель проекта строится на удержании себестоимости на уровне, обеспечивающем устойчивую валовую маржинальность 48–52 процента, что достигается долгосрочными контрактами с азиатскими производителями (Бангладеш, Вьетнам, Камбоджа) и значительными инвестициями в материаловедение. Бизнес-планы Uniqlo традиционно включают развёрнутый раздел научно-исследовательских и опытно-конструкторских работ, в том числе подразделение Innovation Factory в Токио, что нехарактерно для модели Zara.</w:t>
+        <w:t>Опыт «Фаст Ритейлинг» (торговая марка «Юникло») демонстрирует иную акцентировку: бизнес-планы запуска производственных направлений ориентированы на массовое производство ограниченного числа базовых артикулов с продолжительным жизненным циклом и углублённой технологической проработкой каждой модели. Финансовая модель проекта строится на удержании себестоимости на уровне, обеспечивающем устойчивую валовую маржинальность 48–52 процента, что достигается долгосрочными контрактами с азиатскими производителями (Бангладеш, Вьетнам, Камбоджа) и значительными инвестициями в материаловедение. Бизнес-планы «Юникло» традиционно включают развёрнутый раздел научно-исследовательских и опытно-конструкторских работ, в том числе подразделение перспективных разработок в Токио, что нехарактерно для модели «Зара».</w:t>
       </w:r>
     </w:p>
     <w:p>
@@ -2549,7 +2549,7 @@
           <w:i w:val="0"/>
           <w:sz w:val="28"/>
         </w:rPr>
-        <w:t>Модель «лёгких активов» с преобладанием контрактного производства реализована в практике корпораций Nike, Inc. и Adidas AG. В рамках указанной модели предприятие концентрирует собственные ресурсы на ключевых звеньях создания стоимости — дизайне, инженерных разработках, маркетинге и сбыте, а производственные операции передаёт независимым подрядчикам, преимущественно расположенным в государствах Юго-Восточной Азии. По публично раскрываемой информации Nike, Inc., около 96 процентов всей обуви и более 90 процентов одежды производятся контрактными подрядчиками в семнадцати-двадцати государствах. Бизнес-планы запуска новых производственных направлений в подобной модели включают развёрнутый раздел управления цепями поставок, отдельный блок устойчивого развития (соблюдение трудовых и экологических стандартов) и формализованную процедуру отбора и аудита подрядчиков. Финансовые показатели проектов оцениваются с акцентом на рентабельность активов и оборачиваемость капитала, что обусловлено сравнительно невысокой капитальной интенсивностью подобных проектов.</w:t>
+        <w:t>Модель «лёгких активов» с преобладанием контрактного производства реализована в практике корпораций «Найк» и «Адидас». В рамках указанной модели предприятие концентрирует собственные ресурсы на ключевых звеньях создания стоимости — дизайне, инженерных разработках, маркетинге и сбыте, а производственные операции передаёт независимым подрядчикам, преимущественно расположенным в государствах Юго-Восточной Азии. По публично раскрываемой информации «Найк», около 96 процентов всей обуви и более 90 процентов одежды производятся контрактными подрядчиками в семнадцати-двадцати государствах. Бизнес-планы запуска новых производственных направлений в подобной модели включают развёрнутый раздел управления цепями поставок, отдельный блок устойчивого развития (соблюдение трудовых и экологических стандартов) и формализованную процедуру отбора и аудита подрядчиков. Финансовые показатели проектов оцениваются с акцентом на рентабельность активов и оборачиваемость капитала, что обусловлено сравнительно невысокой капитальной интенсивностью подобных проектов.</w:t>
       </w:r>
     </w:p>
     <w:p>
@@ -2566,7 +2566,7 @@
           <w:i w:val="0"/>
           <w:sz w:val="28"/>
         </w:rPr>
-        <w:t>Опыт V. F. Corporation (торговые марки Vans, The North Face, Timberland), напротив, демонстрирует комбинированную модель: часть стратегически значимых производственных операций (включая отдельные модели обуви категории Vans) выполняется на собственных площадках, а основной объём передаётся подрядчикам в Китае, Вьетнаме и Индии. Бизнес-планы запуска производственных направлений в комбинированной модели наиболее близки к российской практике, поскольку учитывают одновременно капитальные затраты на собственное производство и операционные затраты на работу с подрядной сетью. Указанная модель является основой для расчётов, выполненных в третьей главе настоящей работы.</w:t>
+        <w:t>Опыт «Ви-Эф Корпорейшн» (торговые марки «Ванс», «Зэ Норт Фейс», «Тимберленд»), напротив, демонстрирует комбинированную модель: часть стратегически значимых производственных операций (включая отдельные модели обуви категории «Ванс») выполняется на собственных площадках, а основной объём передаётся подрядчикам в Китае, Вьетнаме и Индии. Бизнес-планы запуска производственных направлений в комбинированной модели наиболее близки к российской практике, поскольку учитывают одновременно капитальные затраты на собственное производство и операционные затраты на работу с подрядной сетью. Указанная модель является основой для расчётов, выполненных в третьей главе настоящей работы.</w:t>
       </w:r>
     </w:p>
     <w:p>
@@ -2583,7 +2583,7 @@
           <w:i w:val="0"/>
           <w:sz w:val="28"/>
         </w:rPr>
-        <w:t>Особое значение приобретает зарубежный опыт интеграции собственного производства торговых марок в действующие торговые интернет-площадки. Бизнес-планы, разработанные ASOS plc, Zalando SE, Amazon.com и Walmart Inc., содержат специфический раздел, посвящённый встраиванию производственного направления в логистическую инфраструктуру торговой площадки. Так, по данным публичной отчётности Amazon.com, собственная торговая марка Amazon Essentials, запущенная в 2016 году, к 2023 году обеспечила выручку, превышающую 1 млрд долларов США, при инвестиционной фазе, не превышающей 18 месяцев. Бизнес-план запуска торговой марки изначально предусматривал использование собственных распределительных центров, действующей базы данных пользовательских предпочтений и аналитического аппарата машинного обучения для прогнозирования спроса по ассортиментным позициям. Аналогичную бизнес-модель реализует ASOS plc в рамках торговых марок ASOS Design, Collusion и Reclaimed Vintage, доля которых в общей выручке компании в 2023 финансовом году превысила 50 процентов.</w:t>
+        <w:t>Особое значение приобретает зарубежный опыт интеграции собственного производства торговых марок в действующие торговые интернет-площадки. Бизнес-планы, разработанные «АСОС», «Заландо», «Амазон» и «Уолмарт», содержат специфический раздел, посвящённый встраиванию производственного направления в логистическую инфраструктуру торговой площадки. Так, по данным публичной отчётности «Амазон», собственная торговая марка «Амазон Эссеншиалс», запущенная в 2016 году, к 2023 году обеспечила выручку, превышающую 1 млрд долларов США, при инвестиционной фазе, не превышающей 18 месяцев. Бизнес-план запуска торговой марки изначально предусматривал использование собственных распределительных центров, действующей базы данных пользовательских предпочтений и аналитического аппарата машинного обучения для прогнозирования спроса по ассортиментным позициям. Аналогичную бизнес-модель реализует «АСОС» в рамках торговых марок «АСОС Дизайн», «Коллюжн» и «Реклеймд Винтейдж», доля которых в общей выручке компании в 2023 финансовом году превысила 50 процентов.</w:t>
       </w:r>
     </w:p>
     <w:p>
@@ -2765,7 +2765,7 @@
                 <w:i w:val="0"/>
                 <w:sz w:val="24"/>
               </w:rPr>
-              <w:t>Inditex S. A., торговая марка Zara (Испания)</w:t>
+              <w:t>«Индитекс», торговая марка «Зара» (Испания)</w:t>
             </w:r>
           </w:p>
         </w:tc>
@@ -2787,7 +2787,7 @@
                 <w:i w:val="0"/>
                 <w:sz w:val="24"/>
               </w:rPr>
-              <w:t>Вертикальная интеграция (SPA), 50 процентов собственного и контрактного производства в географической близости к рынку</w:t>
+              <w:t>Вертикальная интеграция (модель «розничный продавец-производитель»), 50 процентов собственного и контрактного производства в географической близости к рынку</w:t>
             </w:r>
           </w:p>
         </w:tc>
@@ -2877,7 +2877,7 @@
                 <w:i w:val="0"/>
                 <w:sz w:val="24"/>
               </w:rPr>
-              <w:t>Fast Retailing Co., Ltd., торговая марка Uniqlo (Япония)</w:t>
+              <w:t>«Фаст Ритейлинг», торговая марка «Юникло» (Япония)</w:t>
             </w:r>
           </w:p>
         </w:tc>
@@ -2899,7 +2899,7 @@
                 <w:i w:val="0"/>
                 <w:sz w:val="24"/>
               </w:rPr>
-              <w:t>Модель SPA с долгосрочными контрактами на азиатских площадках</w:t>
+              <w:t>Модель розничного продавца-производителя с долгосрочными контрактами на азиатских площадках</w:t>
             </w:r>
           </w:p>
         </w:tc>
@@ -2989,7 +2989,7 @@
                 <w:i w:val="0"/>
                 <w:sz w:val="24"/>
               </w:rPr>
-              <w:t>Nike, Inc. (США)</w:t>
+              <w:t>«Найк» (США)</w:t>
             </w:r>
           </w:p>
         </w:tc>
@@ -3101,7 +3101,7 @@
                 <w:i w:val="0"/>
                 <w:sz w:val="24"/>
               </w:rPr>
-              <w:t>Adidas AG (Германия)</w:t>
+              <w:t>«Адидас» (Германия)</w:t>
             </w:r>
           </w:p>
         </w:tc>
@@ -3123,7 +3123,7 @@
                 <w:i w:val="0"/>
                 <w:sz w:val="24"/>
               </w:rPr>
-              <w:t>Модель «лёгких активов», азиатские подрядчики при сохранении собственных пилотных площадок</w:t>
+              <w:t>Модель «лёгких активов», азиатские подрядчики при сохранении собственных опытных площадок</w:t>
             </w:r>
           </w:p>
         </w:tc>
@@ -3213,7 +3213,7 @@
                 <w:i w:val="0"/>
                 <w:sz w:val="24"/>
               </w:rPr>
-              <w:t>V. F. Corporation, торговая марка Vans (США)</w:t>
+              <w:t>«Ви-Эф Корпорейшн», торговая марка «Ванс» (США)</w:t>
             </w:r>
           </w:p>
         </w:tc>
@@ -3325,7 +3325,7 @@
                 <w:i w:val="0"/>
                 <w:sz w:val="24"/>
               </w:rPr>
-              <w:t>ASOS plc, торговые марки ASOS Design, Collusion (Великобритания)</w:t>
+              <w:t>«АСОС», торговые марки «АСОС Дизайн», «Коллюжн» (Великобритания)</w:t>
             </w:r>
           </w:p>
         </w:tc>
@@ -3437,7 +3437,7 @@
                 <w:i w:val="0"/>
                 <w:sz w:val="24"/>
               </w:rPr>
-              <w:t>Amazon.com, торговая марка Amazon Essentials (США)</w:t>
+              <w:t>«Амазон», торговая марка «Амазон Эссеншиалс» (США)</w:t>
             </w:r>
           </w:p>
         </w:tc>
@@ -3549,7 +3549,7 @@
                 <w:i w:val="0"/>
                 <w:sz w:val="24"/>
               </w:rPr>
-              <w:t>Walmart Inc., торговая марка George (США)</w:t>
+              <w:t>«Уолмарт», торговая марка «Джордж» (США)</w:t>
             </w:r>
           </w:p>
         </w:tc>
@@ -3571,7 +3571,7 @@
                 <w:i w:val="0"/>
                 <w:sz w:val="24"/>
               </w:rPr>
-              <w:t>Контрактное производство, использование собственной розничной сети и платформы Walmart.com</w:t>
+              <w:t>Контрактное производство, использование собственной розничной сети и платформы «Уолмарт»</w:t>
             </w:r>
           </w:p>
         </w:tc>
@@ -3674,7 +3674,7 @@
           <w:i w:val="0"/>
           <w:sz w:val="28"/>
         </w:rPr>
-        <w:t>Анализ данных таблицы 1.2 показывает, что наименьшие сроки инвестиционной фазы и наименьшие сроки окупаемости характерны для проектов, реализуемых в рамках модели «лёгких активов» с интеграцией в действующую торговую интернет-площадку (Amazon Essentials, ASOS Design). Указанная закономерность обусловлена тем, что отсутствие крупных капитальных вложений в основные средства и использование действующей инфраструктуры сбыта и логистики снижают одновременно объём инвестиций и сроки выхода на проектную мощность. Подобный результат имеет прямое отношение к бизнес-плану, разрабатываемому в третьей главе настоящей работы для ООО «КУПИШУЗ», поскольку базовое предприятие также эксплуатирует собственную торговую интернет-площадку с развитой логистической инфраструктурой.</w:t>
+        <w:t>Анализ данных таблицы 1.2 показывает, что наименьшие сроки инвестиционной фазы и наименьшие сроки окупаемости характерны для проектов, реализуемых в рамках модели «лёгких активов» с интеграцией в действующую торговую интернет-площадку («Амазон Эссеншиалс», «АСОС Дизайн»). Указанная закономерность обусловлена тем, что отсутствие крупных капитальных вложений в основные средства и использование действующей инфраструктуры сбыта и логистики снижают одновременно объём инвестиций и сроки выхода на проектную мощность. Подобный результат имеет прямое отношение к бизнес-плану, разрабатываемому в третьей главе настоящей работы для ООО «КУПИШУЗ», поскольку базовое предприятие также эксплуатирует собственную торговую интернет-площадку с развитой логистической инфраструктурой.</w:t>
       </w:r>
     </w:p>
     <w:p>
@@ -3725,7 +3725,7 @@
           <w:i w:val="0"/>
           <w:sz w:val="28"/>
         </w:rPr>
-        <w:t>Второй принцип — поэтапное наращивание производственной мощности. В практике Inditex, Uniqlo и Amazon Essentials бизнес-планы предусматривают запуск производственной линии с уровня 25–40 процентов проектной мощности с последующим выходом на полную мощность в течение 12–18 месяцев. Подобный подход позволяет проверить ключевые предположения проекта на ограниченных объёмах продаж и избежать критических ошибок на стадии масштабирования.</w:t>
+        <w:t>Второй принцип — поэтапное наращивание производственной мощности. В практике «Индитекс», «Юникло» и «Амазон Эссеншиалс» бизнес-планы предусматривают запуск производственной линии с уровня 25–40 процентов проектной мощности с последующим выходом на полную мощность в течение 12–18 месяцев. Подобный подход позволяет проверить ключевые предположения проекта на ограниченных объёмах продаж и избежать критических ошибок на стадии масштабирования.</w:t>
       </w:r>
     </w:p>
     <w:p>
@@ -3742,7 +3742,7 @@
           <w:i w:val="0"/>
           <w:sz w:val="28"/>
         </w:rPr>
-        <w:t>Третий принцип — приоритет ограниченного, но регулярно обновляемого ассортимента. Зарубежный опыт показывает, что бизнес-планы, ориентированные на чрезмерно широкую первоначальную ассортиментную матрицу, демонстрируют существенно более низкую оборачиваемость товарных запасов и более продолжительный срок выхода на проектную окупаемость. Базовый ассортимент в проектах Amazon Essentials и Uniqlo на момент запуска не превышал 80–120 артикулов с регулярным расширением по результатам коммерческой эксплуатации.</w:t>
+        <w:t>Третий принцип — приоритет ограниченного, но регулярно обновляемого ассортимента. Зарубежный опыт показывает, что бизнес-планы, ориентированные на чрезмерно широкую первоначальную ассортиментную матрицу, демонстрируют существенно более низкую оборачиваемость товарных запасов и более продолжительный срок выхода на проектную окупаемость. Базовый ассортимент в проектах «Амазон Эссеншиалс» и «Юникло» на момент запуска не превышал 80–120 артикулов с регулярным расширением по результатам коммерческой эксплуатации.</w:t>
       </w:r>
     </w:p>
     <w:p>
@@ -3759,7 +3759,7 @@
           <w:i w:val="0"/>
           <w:sz w:val="28"/>
         </w:rPr>
-        <w:t>Четвёртый принцип — двойной подрядный контур. Бизнес-планы Nike и V. F. Corporation предусматривают наличие как минимум двух независимых подрядных площадок для каждой ключевой производственной операции, что обеспечивает непрерывность поставок при возникновении сбоев у одного из подрядчиков. Указанный принцип особенно актуален в условиях геополитической нестабильности и перестройки глобальных цепей поставок 2022–2025 годов.</w:t>
+        <w:t>Четвёртый принцип — двойной подрядный контур. Бизнес-планы «Найк» и «Ви-Эф Корпорейшн» предусматривают наличие как минимум двух независимых подрядных площадок для каждой ключевой производственной операции, что обеспечивает непрерывность поставок при возникновении сбоев у одного из подрядчиков. Указанный принцип особенно актуален в условиях геополитической нестабильности и перестройки глобальных цепей поставок 2022–2025 годов.</w:t>
       </w:r>
     </w:p>
     <w:p>
@@ -3776,7 +3776,7 @@
           <w:i w:val="0"/>
           <w:sz w:val="28"/>
         </w:rPr>
-        <w:t>Пятый принцип — формализованная процедура отбора и аудита подрядчиков. В практике Adidas и V. F. Corporation отбор подрядных площадок осуществляется на основе формализованной балльной системы, учитывающей производственную мощность, технологическую оснащённость, финансовую устойчивость, соответствие трудовым и экологическим стандартам. Бизнес-план обязательно включает соответствующий раздел и методику оценки.</w:t>
+        <w:t>Пятый принцип — формализованная процедура отбора и аудита подрядчиков. В практике «Адидас» и «Ви-Эф Корпорейшн» отбор подрядных площадок осуществляется на основе формализованной балльной системы, учитывающей производственную мощность, технологическую оснащённость, финансовую устойчивость, соответствие трудовым и экологическим стандартам. Бизнес-план обязательно включает соответствующий раздел и методику оценки.</w:t>
       </w:r>
     </w:p>
     <w:p>
@@ -3793,7 +3793,7 @@
           <w:i w:val="0"/>
           <w:sz w:val="28"/>
         </w:rPr>
-        <w:t>Шестой принцип — углублённый раздел управления валютным риском. Зарубежные бизнес-планы по проектам, предусматривающим использование импортного сырья или подрядных площадок в иностранной юрисдикции, в обязательном порядке содержат программу хеджирования валютных рисков (срочные контракты, валютные оговорки в договорах, привлечение синтетического финансирования в валюте выручки). В российских условиях указанный принцип приобретает повышенное значение в связи с колебаниями курса национальной валюты.</w:t>
+        <w:t>Шестой принцип — углублённый раздел управления валютным риском. Зарубежные бизнес-планы по проектам, предусматривающим использование импортного сырья или подрядных площадок в иностранной юрисдикции, в обязательном порядке содержат программу страхования валютных рисков (срочные контракты, валютные оговорки в договорах, привлечение синтетического финансирования в валюте выручки). В российских условиях указанный принцип приобретает повышенное значение в связи с колебаниями курса национальной валюты.</w:t>
       </w:r>
     </w:p>
     <w:p>
@@ -3810,7 +3810,7 @@
           <w:i w:val="0"/>
           <w:sz w:val="28"/>
         </w:rPr>
-        <w:t>Седьмой принцип — обязательный сценарный анализ и стресс-тестирование проекта. Зарубежная практика предусматривает разработку не менее трёх сценариев реализации проекта (пессимистический, базовый, оптимистический) и стресс-тест по совокупности неблагоприятных факторов. В рамках бизнес-планов крупных международных консалтинговых компаний стресс-тест рассматривается как обязательный элемент финансовой модели, без которого документ не принимается к рассмотрению инвестиционным комитетом.</w:t>
+        <w:t>Седьмой принцип — обязательный сценарный анализ и проверка устойчивости проекта. Зарубежная практика предусматривает разработку не менее трёх сценариев реализации проекта (пессимистический, базовый, оптимистический) и проверку устойчивости проекта по совокупности неблагоприятных факторов. В рамках бизнес-планов крупных международных консультационных компаний проверка устойчивости рассматривается как обязательный элемент финансовой модели, без которого документ не принимается к рассмотрению инвестиционным комитетом.</w:t>
       </w:r>
     </w:p>
     <w:p>
@@ -9972,7 +9972,7 @@
           <w:i w:val="0"/>
           <w:sz w:val="28"/>
         </w:rPr>
-        <w:t>Сопоставление полей матрицы стратегического анализа позволяет сформулировать стратегические альтернативы для предприятия. Поле «сильные стороны — возможности» указывает на целесообразность реализации стратегии локализации производства собственных торговых марок с использованием программ государственной поддержки. Поле «слабые стороны — возможности» подчёркивает важность партнёрской модели, при которой производственные функции передаются на договорной основе квалифицированным подрядчикам, а предприятие концентрируется на дизайне, маркетинговой работе и сбыте. Поле «сильные стороны — угрозы» указывает на необходимость хеджирования валютных рисков и формирования резервов для смягчения последствий ужесточения денежно-кредитной политики. Поле «слабые стороны — угрозы» формирует требования к консервативному финансовому планированию проекта, ограничению начального объёма инвестиций и поэтапному наращиванию мощности.</w:t>
+        <w:t>Сопоставление полей матрицы стратегического анализа позволяет сформулировать стратегические альтернативы для предприятия. Поле «сильные стороны — возможности» указывает на целесообразность реализации стратегии локализации производства собственных торговых марок с использованием программ государственной поддержки. Поле «слабые стороны — возможности» подчёркивает важность партнёрской модели, при которой производственные функции передаются на договорной основе квалифицированным подрядчикам, а предприятие концентрируется на дизайне, маркетинговой работе и сбыте. Поле «сильные стороны — угрозы» указывает на необходимость страхования валютных рисков и формирования резервов для смягчения последствий ужесточения денежно-кредитной политики. Поле «слабые стороны — угрозы» формирует требования к консервативному финансовому планированию проекта, ограничению начального объёма инвестиций и поэтапному наращиванию мощности.</w:t>
       </w:r>
     </w:p>
     <w:p>
@@ -24499,7 +24499,7 @@
           <w:i w:val="0"/>
           <w:sz w:val="28"/>
         </w:rPr>
-        <w:t>Финансовые риски: частичное хеджирование валютной позиции по импортным компонентам через срочные контракты; применение в кредитных договорах фиксированной процентной ставки; включение в договоры с подрядчиками валютных оговорок с симметричным распределением риска между сторонами.</w:t>
+        <w:t>Финансовые риски: частичное страхование валютной позиции по импортным компонентам через срочные контракты; применение в кредитных договорах фиксированной процентной ставки; включение в договоры с подрядчиками валютных оговорок с симметричным распределением риска между сторонами.</w:t>
       </w:r>
     </w:p>
     <w:p>
@@ -26240,7 +26240,7 @@
           <w:i w:val="0"/>
           <w:sz w:val="28"/>
         </w:rPr>
-        <w:t>Дополнительно проведён стресс-анализ проекта при одновременной реализации трёх ключевых рисков: снижения объёма продаж на 20 процентов, удорожания сырья на 15 процентов и снижения средней цены на 10 процентов. В этом сценарии чистый дисконтированный доход снижается до 0,8 млн рублей, оставаясь положительным; внутренняя норма доходности уменьшается до 18,5 процента, приближаясь к ставке дисконтирования, но не нарушая критерий эффективности. Это подтверждает финансовую устойчивость проекта.</w:t>
+        <w:t>Дополнительно проведён анализ устойчивости проекта при одновременной реализации трёх ключевых рисков: снижения объёма продаж на 20 процентов, удорожания сырья на 15 процентов и снижения средней цены на 10 процентов. В этом сценарии чистый дисконтированный доход снижается до 0,8 млн рублей, оставаясь положительным; внутренняя норма доходности уменьшается до 18,5 процента, приближаясь к ставке дисконтирования, но не нарушая критерий эффективности. Это подтверждает финансовую устойчивость проекта.</w:t>
       </w:r>
     </w:p>
     <w:p>
@@ -26257,7 +26257,7 @@
           <w:i w:val="0"/>
           <w:sz w:val="28"/>
         </w:rPr>
-        <w:t>Обобщая анализ рисков: предложенный комплекс мероприятий характеризуется умеренным уровнем риска; наиболее значимы рыночные и производственные риски; для них предусмотрены меры управления; чистый дисконтированный доход сохраняет положительный запас, проект остаётся эффективным даже в стресс-сценарии.</w:t>
+        <w:t>Обобщая анализ рисков: предложенный комплекс мероприятий характеризуется умеренным уровнем риска; наиболее значимы рыночные и производственные риски; для них предусмотрены меры управления; чистый дисконтированный доход сохраняет положительный запас, проект остаётся эффективным даже в сценарии неблагоприятных условий.</w:t>
       </w:r>
     </w:p>
     <w:p>
@@ -26319,7 +26319,7 @@
           <w:i w:val="0"/>
           <w:sz w:val="28"/>
         </w:rPr>
-        <w:t>В первой главе раскрыты теоретические и методические основы разработки бизнес-плана. Установлено, что бизнес-план представляет собой системно структурированный документ, обеспечивающий обоснование экономической, технической и организационной целесообразности конкретного хозяйственного проекта. Выделены пять основных функций бизнес-планирования (стратегическая, координационная, контрольная, коммуникационная, прогнозно-аналитическая) и шесть принципов его разработки (системность, научная обоснованность, сценарность, гибкость, непрерывность, проверяемость). Проведён сравнительный анализ четырёх ведущих методических стандартов — методики Организации Объединённых Наций по промышленному развитию, методики Европейского банка реконструкции и развития, методик крупных международных консалтинговых компаний и Методических рекомендаций Министерства экономики Российской Федерации, в результате которого обоснована целесообразность применения комбинированной методики разработки бизнес-плана. Систематизирован зарубежный опыт бизнес-планирования при запуске собственного производства торговых марок в сегменте модной одежды и обуви на материале практики компаний Inditex (Zara), Fast Retailing (Uniqlo), Nike, Adidas, V. F. Corporation (Vans), ASOS, Amazon Essentials и Walmart (George); выделены три устойчивые модели организации цепочки создания стоимости (модель SPA, модель «лёгких активов», комбинированная модель) и семь ключевых принципов бизнес-планирования, применимых в условиях российского розничного оператора.</w:t>
+        <w:t>В первой главе раскрыты теоретические и методические основы разработки бизнес-плана. Установлено, что бизнес-план представляет собой системно структурированный документ, обеспечивающий обоснование экономической, технической и организационной целесообразности конкретного хозяйственного проекта. Выделены пять основных функций бизнес-планирования (стратегическая, координационная, контрольная, коммуникационная, прогнозно-аналитическая) и шесть принципов его разработки (системность, научная обоснованность, сценарность, гибкость, непрерывность, проверяемость). Проведён сравнительный анализ четырёх ведущих методических стандартов — методики Организации Объединённых Наций по промышленному развитию, методики Европейского банка реконструкции и развития, методик крупных международных консультационных компаний и Методических рекомендаций Министерства экономики Российской Федерации, в результате которого обоснована целесообразность применения комбинированной методики разработки бизнес-плана. Систематизирован зарубежный опыт бизнес-планирования при запуске собственного производства торговых марок в сегменте модной одежды и обуви на материале практики компаний «Индитекс» («Зара»), «Фаст Ритейлинг» («Юникло»), «Найк», «Адидас», «Ви-Эф Корпорейшн» («Ванс»), «АСОС», «Амазон Эссеншиалс» и «Уолмарт» («Джордж»); выделены три устойчивые модели организации цепочки создания стоимости (модель «розничный продавец-производитель собственной торговой марки», модель «лёгких активов», комбинированная модель) и семь ключевых принципов бизнес-планирования, применимых в условиях российского розничного оператора.</w:t>
       </w:r>
     </w:p>
     <w:p>
@@ -26370,7 +26370,7 @@
           <w:i w:val="0"/>
           <w:sz w:val="28"/>
         </w:rPr>
-        <w:t>Во втором параграфе третьей главы выполнена оценка экономической эффективности и анализ рисков предложенных мероприятий. Рассчитаны ключевые показатели коммерческой эффективности проекта: чистый дисконтированный доход 318,4 млн рублей, внутренняя норма доходности 31,7 процента, индекс рентабельности инвестиций 1,76, дисконтированный срок окупаемости 3,4 года. Проведён качественный и количественный анализ рисков, в том числе анализ чувствительности, сценарный анализ и стресс-тест проекта. Ожидаемое значение чистого дисконтированного дохода с учётом вероятности сценариев составляет 285,1 млн рублей; в стресс-сценарии проект сохраняет положительное значение чистого дисконтированного дохода (0,8 млн рублей) при внутренней норме доходности 18,5 процента.</w:t>
+        <w:t>Во втором параграфе третьей главы выполнена оценка экономической эффективности и анализ рисков предложенных мероприятий. Рассчитаны ключевые показатели коммерческой эффективности проекта: чистый дисконтированный доход 318,4 млн рублей, внутренняя норма доходности 31,7 процента, индекс рентабельности инвестиций 1,76, дисконтированный срок окупаемости 3,4 года. Проведён качественный и количественный анализ рисков, в том числе анализ чувствительности, сценарный анализ и проверка устойчивости проекта. Ожидаемое значение чистого дисконтированного дохода с учётом вероятности сценариев составляет 285,1 млн рублей; в сценарии неблагоприятных условий проект сохраняет положительное значение чистого дисконтированного дохода (0,8 млн рублей) при внутренней норме доходности 18,5 процента.</w:t>
       </w:r>
     </w:p>
     <w:p>
@@ -26499,7 +26499,7 @@
           <w:i w:val="0"/>
           <w:sz w:val="28"/>
         </w:rPr>
-        <w:t>– разработать программу хеджирования валютных рисков по импортным компонентам сырья;</w:t>
+        <w:t>– разработать программу страхования валютных рисков по импортным компонентам сырья;</w:t>
       </w:r>
     </w:p>
     <w:p>

--- a/output/VKR_KupiShuz_revised.docx
+++ b/output/VKR_KupiShuz_revised.docx
@@ -658,7 +658,7 @@
           <w:i w:val="0"/>
           <w:sz w:val="28"/>
         </w:rPr>
-        <w:t>Для достижения поставленной цели в работе решаются следующие задачи: раскрыть теоретическую сущность, функции, виды и принципы бизнес-планирования на предприятии; провести сравнительный анализ ведущих методических стандартов разработки бизнес-плана (методика Организации Объединённых Наций по промышленному развитию, методика Европейского банка реконструкции и развития, методики крупных международных консалтинговых компаний, Методические рекомендации Министерства экономики Российской Федерации); изучить и систематизировать зарубежный опыт бизнес-планирования при запуске собственного производства торговых марок в сегменте модной одежды и обуви; дать организационно-экономическую характеристику ООО «КУПИШУЗ» и проанализировать его финансовые результаты за 2023–2025 годы; провести стратегический анализ внешней и внутренней среды предприятия; разработать комплекс мероприятий по совершенствованию системы бизнес-планирования и запуску собственной торговой марки обуви, включающий маркетинговый, производственный, организационный и финансовый блоки; рассчитать показатели коммерческой эффективности предложенных мероприятий (чистый дисконтированный доход, внутреннюю норму доходности, индекс рентабельности инвестиций, дисконтированный срок окупаемости) и провести анализ рисков их реализации.</w:t>
+        <w:t>Для достижения поставленной цели в работе решаются следующие задачи: раскрыть теоретическую сущность, функции, виды и принципы бизнес-планирования на предприятии; провести сравнительный анализ ведущих методических стандартов разработки бизнес-плана (методика Организации Объединённых Наций по промышленному развитию, методика Европейского банка реконструкции и развития, методики крупных международных консалтинговых компаний, Методические рекомендации Министерства экономики Российской Федерации); изучить и систематизировать зарубежный опыт бизнес-планирования при запуске собственного производства в сегменте модной розничной торговли; дать организационно-экономическую характеристику ООО «КУПИШУЗ» и проанализировать его финансовые результаты за 2023–2025 годы; провести СВОТ- и PEST-анализ внешней и внутренней среды предприятия; разработать бизнес-план по производству собственной торговой марки обуви, включающий мероприятия по совершенствованию системы бизнес-планирования и запуску собственного производства, а также маркетинговый, производственный, организационный и финансовый блоки; рассчитать показатели коммерческой эффективности предложенных мероприятий (чистый дисконтированный доход, внутреннюю норму доходности, индекс рентабельности инвестиций, дисконтированный срок окупаемости) и провести анализ рисков реализации проекта.</w:t>
       </w:r>
     </w:p>
     <w:p>
@@ -743,7 +743,7 @@
           <w:i w:val="0"/>
           <w:sz w:val="28"/>
         </w:rPr>
-        <w:t>Структура работы. Выпускная квалификационная работа состоит из введения, трёх глав, заключения, списка использованных источников и приложений. Первая глава посвящена теоретическим и методическим основам разработки бизнес-плана, в том числе зарубежному опыту бизнес-планирования при запуске собственного производства торговых марок в сегменте модной одежды и обуви. Вторая глава содержит организационно-экономическую характеристику и комплексный анализ финансово-хозяйственной деятельности ООО «КУПИШУЗ». Третья глава содержит два параграфа: в первом параграфе сформулированы мероприятия по совершенствованию бизнес-планирования и запуску собственной торговой марки обуви; во втором параграфе выполнена оценка экономической эффективности и анализ рисков предложенных мероприятий. Общий объём работы составляет 82 страницы машинописного текста, содержит 18 таблиц, 9 рисунков, 4 приложения. Список использованных источников включает 52 наименования.</w:t>
+        <w:t>Структура работы. Выпускная квалификационная работа состоит из введения, трёх глав, заключения, списка использованных источников и приложений. Первая глава посвящена теоретическим и методическим основам разработки бизнес-плана по производству товара, в том числе зарубежному опыту бизнес-планирования при запуске собственного производства в сегменте модной розничной торговли. Вторая глава содержит организационно-экономическую характеристику и комплексный анализ финансово-хозяйственной деятельности ООО «КУПИШУЗ», включая СВОТ- и PEST-анализ внешней и внутренней среды предприятия. Третья глава посвящена разработке бизнес-плана по производству собственной торговой марки обуви ООО «КУПИШУЗ» и содержит два параграфа: в первом параграфе сформулированы мероприятия по совершенствованию системы бизнес-планирования и запуску собственного производства; во втором параграфе выполнена оценка экономической эффективности предложенных мероприятий и анализ рисков проекта. Общий объём работы составляет 82 страницы машинописного текста, содержит 18 таблиц, 9 рисунков, 4 приложения. В приложениях приведены бухгалтерская (финансовая) отчётность ООО «КУПИШУЗ» за 2023–2025 годы (приложение А), сведения о юридическом лице из Единого государственного реестра юридических лиц (приложение Б), детализированная финансовая модель и расчёт показателей коммерческой эффективности проекта (приложение В), а также презентационные материалы к защите работы (приложение Г). Список использованных источников включает 52 наименования.</w:t>
       </w:r>
     </w:p>
     <w:p>
@@ -2464,7 +2464,7 @@
           <w:i w:val="0"/>
           <w:sz w:val="28"/>
         </w:rPr>
-        <w:t>1.3 Зарубежный опыт бизнес-планирования при запуске собственного производства торговых марок в сегменте модной одежды и обуви</w:t>
+        <w:t>1.3 Зарубежный опыт бизнес-планирования при запуске собственного производства в сегменте модной розничной торговли</w:t>
       </w:r>
     </w:p>
     <w:p>
@@ -3906,7 +3906,7 @@
           <w:i w:val="0"/>
           <w:sz w:val="28"/>
         </w:rPr>
-        <w:t>Общество с ограниченной ответственностью «КУПИШУЗ» (далее — Общество, ООО «КУПИШУЗ», предприятие) зарегистрировано Межрайонной инспекцией Федеральной налоговой службы № 46 по городу Москве 9 декабря 2010 года за основным государственным регистрационным номером 5107746007628. Организации присвоены идентификационный номер налогоплательщика 7705935687, код причины постановки на учёт 773101001, код Общероссийского классификатора предприятий и организаций 69597891. Юридический адрес общества: 121614, город Москва, улица Крылатская, дом 15. Организационно-правовая форма — общество с ограниченной ответственностью; единственным участником общества с долей 100 процентов выступает акционерное общество «ЛМ Холдинг» (идентификационный номер налогоплательщика 9701215152). Размер уставного капитала составляет 10 000 рублей. Единоличным исполнительным органом является генеральный директор Гришаков Максим Петрович (идентификационный номер налогоплательщика 773461070263), осуществляющий полномочия с 14 июля 2023 года. Обобщённые регистрационные сведения о предприятии представлены в таблице 2.1.</w:t>
+        <w:t>Общество с ограниченной ответственностью «КУПИШУЗ» (далее — Общество, ООО «КУПИШУЗ», предприятие) зарегистрировано Межрайонной инспекцией Федеральной налоговой службы № 46 по городу Москве 9 декабря 2010 года за основным государственным регистрационным номером 5107746007628. Организации присвоены идентификационный номер налогоплательщика 7705935687, код причины постановки на учёт 773101001, код Общероссийского классификатора предприятий и организаций 69597891. Юридический адрес общества: 121614, город Москва, улица Крылатская, дом 15. Организационно-правовая форма — общество с ограниченной ответственностью; единственным участником общества с долей 100 процентов выступает акционерное общество «ЛМ Холдинг» (идентификационный номер налогоплательщика 9701215152). Размер уставного капитала составляет 10 000 рублей. Единоличным исполнительным органом является генеральный директор Гришаков Максим Петрович (идентификационный номер налогоплательщика 773461070263), осуществляющий полномочия с 14 июля 2023 года. Обобщённые регистрационные сведения о предприятии представлены в таблице 2.1, а полная выписка из Единого государственного реестра юридических лиц — в приложении Б.</w:t>
       </w:r>
     </w:p>
     <w:p>
@@ -4924,7 +4924,7 @@
           <w:i w:val="0"/>
           <w:sz w:val="28"/>
         </w:rPr>
-        <w:t>Анализ финансовых показателей деятельности ООО «КУПИШУЗ» проводится на основе данных публичной бухгалтерской (финансовой) отчётности за 2023, 2024 и 2025 годы (формы по Общероссийскому классификатору управленческой документации 0710001 «Бухгалтерский баланс» и 0710002 «Отчёт о финансовых результатах»). Динамика основных показателей выручки, валовой и чистой прибыли представлена в таблице 2.2.</w:t>
+        <w:t>Анализ финансовых показателей деятельности ООО «КУПИШУЗ» проводится на основе данных публичной бухгалтерской (финансовой) отчётности за 2023, 2024 и 2025 годы (формы по Общероссийскому классификатору управленческой документации 0710001 «Бухгалтерский баланс» и 0710002 «Отчёт о финансовых результатах»), приведённой в приложении А. Динамика основных показателей выручки, валовой и чистой прибыли представлена в таблице 2.2.</w:t>
       </w:r>
     </w:p>
     <w:p>
@@ -8839,7 +8839,7 @@
           <w:i w:val="0"/>
           <w:sz w:val="28"/>
         </w:rPr>
-        <w:t>2.3 Стратегический анализ внешней и внутренней среды предприятия</w:t>
+        <w:t>2.3 СВОТ- и PEST-анализ внешней и внутренней среды</w:t>
       </w:r>
     </w:p>
     <w:p>
@@ -8856,7 +8856,7 @@
           <w:i w:val="0"/>
           <w:sz w:val="28"/>
         </w:rPr>
-        <w:t>Стратегический анализ внешней и внутренней среды предприятия проводится с использованием двух взаимодополняющих инструментов: анализа сильных и слабых сторон, возможностей и угроз предприятия (анализ внутренней среды и её взаимодействия с внешней) и анализа политико-правовых, экономических, социально-демографических и технологических факторов макросреды (анализ макроокружения). Совокупное применение указанных инструментов позволяет связать характеристики предприятия с обстоятельствами внешней среды и сформулировать обоснованные стратегические альтернативы.</w:t>
+        <w:t>Анализ внешней и внутренней среды предприятия проводится с использованием двух взаимодополняющих инструментов: анализа сильных и слабых сторон, возможностей и угроз предприятия — СВОТ-анализа (анализ внутренней среды и её взаимодействия с внешней) и анализа политико-правовых, экономических, социально-демографических и технологических факторов макросреды — PEST-анализа (анализ макроокружения). Совокупное применение указанных инструментов позволяет связать характеристики предприятия с обстоятельствами внешней среды и сформулировать обоснованные стратегические альтернативы.</w:t>
       </w:r>
     </w:p>
     <w:p>
@@ -8873,7 +8873,7 @@
           <w:i w:val="0"/>
           <w:sz w:val="28"/>
         </w:rPr>
-        <w:t>Результаты анализа макросреды представлены в таблице 2.5.</w:t>
+        <w:t>Результаты PEST-анализа (анализа макросреды) представлены в таблице 2.5.</w:t>
       </w:r>
     </w:p>
     <w:p>
@@ -9294,7 +9294,7 @@
           <w:i w:val="0"/>
           <w:sz w:val="28"/>
         </w:rPr>
-        <w:t>Анализ сильных и слабых сторон, возможностей и угроз ООО «КУПИШУЗ» в контексте запуска собственного производственного направления представлен в таблице 2.6.</w:t>
+        <w:t>СВОТ-анализ сильных и слабых сторон, возможностей и угроз ООО «КУПИШУЗ» в контексте запуска собственного производственного направления представлен в таблицах 2.6 и 2.7.</w:t>
       </w:r>
     </w:p>
     <w:p>
@@ -9972,7 +9972,7 @@
           <w:i w:val="0"/>
           <w:sz w:val="28"/>
         </w:rPr>
-        <w:t>Сопоставление полей матрицы стратегического анализа позволяет сформулировать стратегические альтернативы для предприятия. Поле «сильные стороны — возможности» указывает на целесообразность реализации стратегии локализации производства собственных торговых марок с использованием программ государственной поддержки. Поле «слабые стороны — возможности» подчёркивает важность партнёрской модели, при которой производственные функции передаются на договорной основе квалифицированным подрядчикам, а предприятие концентрируется на дизайне, маркетинговой работе и сбыте. Поле «сильные стороны — угрозы» указывает на необходимость хеджирования валютных рисков и формирования резервов для смягчения последствий ужесточения денежно-кредитной политики. Поле «слабые стороны — угрозы» формирует требования к консервативному финансовому планированию проекта, ограничению начального объёма инвестиций и поэтапному наращиванию мощности.</w:t>
+        <w:t>Сопоставление полей матрицы СВОТ-анализа позволяет сформулировать стратегические альтернативы для предприятия. Поле «сильные стороны — возможности» указывает на целесообразность реализации стратегии локализации производства собственных торговых марок с использованием программ государственной поддержки. Поле «слабые стороны — возможности» подчёркивает важность партнёрской модели, при которой производственные функции передаются на договорной основе квалифицированным подрядчикам, а предприятие концентрируется на дизайне, маркетинговой работе и сбыте. Поле «сильные стороны — угрозы» указывает на необходимость хеджирования валютных рисков и формирования резервов для смягчения последствий ужесточения денежно-кредитной политики. Поле «слабые стороны — угрозы» формирует требования к консервативному финансовому планированию проекта, ограничению начального объёма инвестиций и поэтапному наращиванию мощности.</w:t>
       </w:r>
     </w:p>
     <w:p>
@@ -10051,7 +10051,7 @@
           <w:i w:val="0"/>
           <w:sz w:val="28"/>
         </w:rPr>
-        <w:t>ГЛАВА 3 РАЗРАБОТКА МЕРОПРИЯТИЙ ПО СОВЕРШЕНСТВОВАНИЮ БИЗНЕС-ПЛАНИРОВАНИЯ И ЗАПУСКУ СОБСТВЕННОЙ ТОРГОВОЙ МАРКИ ОБУВИ ООО «КУПИШУЗ»</w:t>
+        <w:t>ГЛАВА 3 РАЗРАБОТКА БИЗНЕС-ПЛАНА ПО ПРОИЗВОДСТВУ СОБСТВЕННОЙ ТОРГОВОЙ МАРКИ ОБУВИ ООО «КУПИШУЗ»</w:t>
       </w:r>
     </w:p>
     <w:p>
@@ -10068,7 +10068,7 @@
           <w:i w:val="0"/>
           <w:sz w:val="28"/>
         </w:rPr>
-        <w:t>3.1 Мероприятия по совершенствованию системы бизнес-планирования и запуску собственной торговой марки обуви в ООО «КУПИШУЗ»</w:t>
+        <w:t>3.1 Мероприятия по совершенствованию системы бизнес-планирования и запуску собственного производства</w:t>
       </w:r>
     </w:p>
     <w:p>
@@ -21906,7 +21906,7 @@
           <w:i w:val="0"/>
           <w:sz w:val="28"/>
         </w:rPr>
-        <w:t>3.2 Оценка экономической эффективности и анализ рисков предложенных мероприятий</w:t>
+        <w:t>3.2 Оценка экономической эффективности предложенных мероприятий и анализ рисков проекта</w:t>
       </w:r>
     </w:p>
     <w:p>
@@ -21923,7 +21923,7 @@
           <w:i w:val="0"/>
           <w:sz w:val="28"/>
         </w:rPr>
-        <w:t>Оценка экономической эффективности предложенных мероприятий базируется на показателях, методика расчёта которых раскрыта в параграфе 1.2, а исходные данные сформированы в параграфе 3.1. Расчёт показателей эффективности проекта проводится с использованием формул (1.1)–(1.4).</w:t>
+        <w:t>Оценка экономической эффективности предложенных мероприятий базируется на показателях, методика расчёта которых раскрыта в параграфе 1.2, а исходные данные сформированы в параграфе 3.1. Детализированная финансовая модель проекта с исходными данными и допущениями приведена в приложении В. Расчёт показателей эффективности проекта проводится с использованием формул (1.1)–(1.4).</w:t>
       </w:r>
     </w:p>
     <w:p>
@@ -26319,7 +26319,7 @@
           <w:i w:val="0"/>
           <w:sz w:val="28"/>
         </w:rPr>
-        <w:t>В первой главе раскрыты теоретические и методические основы разработки бизнес-плана. Установлено, что бизнес-план представляет собой системно структурированный документ, обеспечивающий обоснование экономической, технической и организационной целесообразности конкретного хозяйственного проекта. Выделены пять основных функций бизнес-планирования (стратегическая, координационная, контрольная, коммуникационная, прогнозно-аналитическая) и шесть принципов его разработки (системность, научная обоснованность, сценарность, гибкость, непрерывность, проверяемость). Проведён сравнительный анализ четырёх ведущих методических стандартов — методики Организации Объединённых Наций по промышленному развитию, методики Европейского банка реконструкции и развития, методик крупных международных консалтинговых компаний и Методических рекомендаций Министерства экономики Российской Федерации, в результате которого обоснована целесообразность применения комбинированной методики разработки бизнес-плана. Систематизирован зарубежный опыт бизнес-планирования при запуске собственного производства торговых марок в сегменте модной одежды и обуви на материале практики компаний Inditex (Zara), Fast Retailing (Uniqlo), Nike, Adidas, V. F. Corporation (Vans), ASOS, Amazon Essentials и Walmart (George); выделены три устойчивые модели организации цепочки создания стоимости (модель SPA, модель «лёгких активов», комбинированная модель) и семь ключевых принципов бизнес-планирования, применимых в условиях российского розничного оператора.</w:t>
+        <w:t>В первой главе раскрыты теоретические и методические основы разработки бизнес-плана. Установлено, что бизнес-план представляет собой системно структурированный документ, обеспечивающий обоснование экономической, технической и организационной целесообразности конкретного хозяйственного проекта. Выделены пять основных функций бизнес-планирования (стратегическая, координационная, контрольная, коммуникационная, прогнозно-аналитическая) и шесть принципов его разработки (системность, научная обоснованность, сценарность, гибкость, непрерывность, проверяемость). Проведён сравнительный анализ четырёх ведущих методических стандартов — методики Организации Объединённых Наций по промышленному развитию, методики Европейского банка реконструкции и развития, методик крупных международных консалтинговых компаний и Методических рекомендаций Министерства экономики Российской Федерации, в результате которого обоснована целесообразность применения комбинированной методики разработки бизнес-плана. Систематизирован зарубежный опыт бизнес-планирования при запуске собственного производства в сегменте модной розничной торговли на материале практики компаний Inditex (Zara), Fast Retailing (Uniqlo), Nike, Adidas, V. F. Corporation (Vans), ASOS, Amazon Essentials и Walmart (George); выделены три устойчивые модели организации цепочки создания стоимости (модель SPA, модель «лёгких активов», комбинированная модель) и семь ключевых принципов бизнес-планирования, применимых в условиях российского розничного оператора.</w:t>
       </w:r>
     </w:p>
     <w:p>
@@ -26336,7 +26336,7 @@
           <w:i w:val="0"/>
           <w:sz w:val="28"/>
         </w:rPr>
-        <w:t>Во второй главе проведена комплексная оценка финансово-хозяйственной деятельности ООО «КУПИШУЗ». Представлена организационно-экономическая характеристика предприятия, выявлены особенности его бизнес-модели, основанной на объединённой торговой интернет-площадке с диверсифицированным ассортиментным портфелем и развитой логистической инфраструктурой. Проанализированы финансовые показатели предприятия за 2023–2025 годы, выявлен устойчивый рост выручки с 82,9 до 117,6 млрд рублей (среднегодовой темп прироста 18,9 процента) и опережающий рост чистой прибыли с 1,2 до 2,3 млрд рублей. Выявлены умеренные показатели финансовой устойчивости, компенсируемые высокой оборачиваемостью активов и значительной рентабельностью собственного капитала. По результатам стратегического анализа внешней и внутренней среды предприятия сформулирован стратегический вывод о целесообразности реализации проекта запуска собственного производственного направления по комбинированной модели.</w:t>
+        <w:t>Во второй главе проведена комплексная оценка финансово-хозяйственной деятельности ООО «КУПИШУЗ». Представлена организационно-экономическая характеристика предприятия, выявлены особенности его бизнес-модели, основанной на объединённой торговой интернет-площадке с диверсифицированным ассортиментным портфелем и развитой логистической инфраструктурой. Проанализированы финансовые показатели предприятия за 2023–2025 годы, выявлен устойчивый рост выручки с 82,9 до 117,6 млрд рублей (среднегодовой темп прироста 18,9 процента) и опережающий рост чистой прибыли с 1,2 до 2,3 млрд рублей. Выявлены умеренные показатели финансовой устойчивости, компенсируемые высокой оборачиваемостью активов и значительной рентабельностью собственного капитала. По результатам СВОТ- и PEST-анализа внешней и внутренней среды предприятия сформулирован стратегический вывод о целесообразности реализации проекта запуска собственного производственного направления по комбинированной модели.</w:t>
       </w:r>
     </w:p>
     <w:p>
@@ -26353,7 +26353,7 @@
           <w:i w:val="0"/>
           <w:sz w:val="28"/>
         </w:rPr>
-        <w:t>В третьей главе работа структурирована в два параграфа в соответствии с требованиями методических указаний. В первом параграфе сформулирован комплекс мероприятий по совершенствованию системы бизнес-планирования и запуску собственной торговой марки обуви «Тропа» для ООО «КУПИШУЗ»: определены продуктовая концепция, целевая аудитория, ассортиментная матрица и конкурентные преимущества; сформирован план маркетинговой деятельности с прогнозом объёма продаж от 70 тысяч пар в первый год до 300 тысяч пар на пятый год реализации проекта; обоснована стратегия позиционирования и ценовой политики; разработан производственный план на основе комбинированной модели с выбором базовой производственной площадки в Ростовской области; рассчитана структура производственной себестоимости единицы продукции (2 350 рублей на базовую модель); сформирован перечень основного оборудования и оснастки на сумму 130,0 млн рублей; разработан организационный план проекта со штатной численностью межфункциональной проектной команды 19 человек и годовым фондом оплаты труда около 50,0 млн рублей; составлен финансовый план проекта с общей суммой инвестиций 420,0 млн рублей, структурой источников финансирования 70 процентов собственных средств и 30 процентов льготного кредитования, средневзвешенной стоимостью капитала 17,0 процента.</w:t>
+        <w:t>В третьей главе разработан бизнес-план по производству собственной торговой марки обуви ООО «КУПИШУЗ»; материал структурирован в два параграфа в соответствии с требованиями методических указаний. В первом параграфе сформулирован комплекс мероприятий по совершенствованию системы бизнес-планирования и запуску собственного производства торговой марки обуви «Тропа» для ООО «КУПИШУЗ»: определены продуктовая концепция, целевая аудитория, ассортиментная матрица и конкурентные преимущества; сформирован план маркетинговой деятельности с прогнозом объёма продаж от 70 тысяч пар в первый год до 300 тысяч пар на пятый год реализации проекта; обоснована стратегия позиционирования и ценовой политики; разработан производственный план на основе комбинированной модели с выбором базовой производственной площадки в Ростовской области; рассчитана структура производственной себестоимости единицы продукции (2 350 рублей на базовую модель); сформирован перечень основного оборудования и оснастки на сумму 130,0 млн рублей; разработан организационный план проекта со штатной численностью межфункциональной проектной команды 19 человек и годовым фондом оплаты труда около 50,0 млн рублей; составлен финансовый план проекта с общей суммой инвестиций 420,0 млн рублей, структурой источников финансирования 70 процентов собственных средств и 30 процентов льготного кредитования, средневзвешенной стоимостью капитала 17,0 процента.</w:t>
       </w:r>
     </w:p>
     <w:p>
@@ -26370,7 +26370,7 @@
           <w:i w:val="0"/>
           <w:sz w:val="28"/>
         </w:rPr>
-        <w:t>Во втором параграфе третьей главы выполнена оценка экономической эффективности и анализ рисков предложенных мероприятий. Рассчитаны ключевые показатели коммерческой эффективности проекта: чистый дисконтированный доход 318,4 млн рублей, внутренняя норма доходности 31,7 процента, индекс рентабельности инвестиций 1,76, дисконтированный срок окупаемости 3,4 года. Проведён качественный и количественный анализ рисков, в том числе анализ чувствительности, сценарный анализ и стресс-тест проекта. Ожидаемое значение чистого дисконтированного дохода с учётом вероятности сценариев составляет 285,1 млн рублей; в стресс-сценарии проект сохраняет положительное значение чистого дисконтированного дохода (0,8 млн рублей) при внутренней норме доходности 18,5 процента.</w:t>
+        <w:t>Во втором параграфе третьей главы выполнена оценка экономической эффективности предложенных мероприятий и анализ рисков проекта. Рассчитаны ключевые показатели коммерческой эффективности проекта: чистый дисконтированный доход 318,4 млн рублей, внутренняя норма доходности 31,7 процента, индекс рентабельности инвестиций 1,76, дисконтированный срок окупаемости 3,4 года. Проведён качественный и количественный анализ рисков, в том числе анализ чувствительности, сценарный анализ и стресс-тест проекта. Ожидаемое значение чистого дисконтированного дохода с учётом вероятности сценариев составляет 285,1 млн рублей; в стресс-сценарии проект сохраняет положительное значение чистого дисконтированного дохода (0,8 млн рублей) при внутренней норме доходности 18,5 процента.</w:t>
       </w:r>
     </w:p>
     <w:p>
